--- a/public/cv/CV_Yoel_PEPIN_EN.docx
+++ b/public/cv/CV_Yoel_PEPIN_EN.docx
@@ -2455,7 +2455,7 @@
                 <w:sz w:val="22"/>
                 <w:szCs w:val="22"/>
               </w:rPr>
-              <w:t xml:space="preserve">ARC Gestion et Recouvrement - Showcase website, CRM and client portal</w:t>
+              <w:t xml:space="preserve">WONDO - Mobile app for martial arts clubs</w:t>
             </w:r>
             <w:r>
               <w:rPr>
@@ -2463,7 +2463,7 @@
                 <w:sz w:val="22"/>
                 <w:szCs w:val="22"/>
               </w:rPr>
-              <w:t xml:space="preserve"> (08/2026 to 09/2026):</w:t>
+              <w:t xml:space="preserve"> (08/2026 to present):</w:t>
             </w:r>
           </w:p>
           <w:p>
@@ -2487,7 +2487,7 @@
                 <w:szCs w:val="20"/>
                 <w:lang w:eastAsia="en-US"/>
               </w:rPr>
-              <w:t xml:space="preserve">Complete platform for a debt collection firm: showcase website (arc-gr.fr), internal mini-CRM to track collection cases and a private client portal to follow recovered amounts.</w:t>
+              <w:t xml:space="preserve">iOS / Android app for martial arts clubs in Guadeloupe: members find their schedule, progress and membership in it, and staff run the club from their phone or from a web back office. First club on board: Song Long.</w:t>
             </w:r>
           </w:p>
           <w:p>
@@ -2498,7 +2498,7 @@
               <w:t>➢</w:t>
             </w:r>
             <w:r>
-              <w:t xml:space="preserve"> Showcase website with an unpaid-invoice impact calculator, SEO and legal pages.</w:t>
+              <w:t xml:space="preserve"> Expo / React Native app with three areas (student, instructor, admin) behind role guards, plus a view and club switcher for the platform administrator.</w:t>
             </w:r>
             <w:r>
               <w:br/>
@@ -2514,10 +2514,10 @@
                 <w:b/>
                 <w:bCs/>
               </w:rPr>
-              <w:t xml:space="preserve"> Mini-CRM</w:t>
-            </w:r>
-            <w:r>
-              <w:t xml:space="preserve">: clients, debt cases, Kanban statuses, reminder history, due-date alerts and search / sorting.</w:t>
+              <w:t xml:space="preserve"> Student</w:t>
+            </w:r>
+            <w:r>
+              <w:t xml:space="preserve">: schedule and bookings, membership and plans, progress per discipline (levels, techniques), club news.</w:t>
             </w:r>
             <w:r>
               <w:br/>
@@ -2529,7 +2529,14 @@
               <w:t>➢</w:t>
             </w:r>
             <w:r>
-              <w:t xml:space="preserve"> Two-step email reminders, multi-client batch sending, double-send lock.</w:t>
+              <w:rPr>
+                <w:b/>
+                <w:bCs/>
+              </w:rPr>
+              <w:t xml:space="preserve"> Instructor</w:t>
+            </w:r>
+            <w:r>
+              <w:t xml:space="preserve">: attendance sheet with four statuses (week, day, then class), student search and full student profile.</w:t>
             </w:r>
             <w:r>
               <w:br/>
@@ -2545,10 +2552,10 @@
                 <w:b/>
                 <w:bCs/>
               </w:rPr>
-              <w:t xml:space="preserve"> Excel / CSV import of client files</w:t>
-            </w:r>
-            <w:r>
-              <w:t xml:space="preserve">: preview before import, column mapping remembered per client, reconciliation and full rollback of an import.</w:t>
+              <w:t xml:space="preserve"> Admin</w:t>
+            </w:r>
+            <w:r>
+              <w:t xml:space="preserve">: members and roles, recurring classes (editing a series only changes upcoming sessions), payments recorded from the phone, statistics.</w:t>
             </w:r>
             <w:r>
               <w:br/>
@@ -2560,7 +2567,7 @@
               <w:t>➢</w:t>
             </w:r>
             <w:r>
-              <w:t xml:space="preserve"> Client report in Word (.docx) with the share due on recovered amounts and an AI-generated comment (Claude API).</w:t>
+              <w:t xml:space="preserve"> Online registration modelled on the club's paper form (photo from camera or file, summary email, Excel export); approval emails the student their access and activates their membership.</w:t>
             </w:r>
             <w:r>
               <w:br/>
@@ -2576,10 +2583,10 @@
                 <w:b/>
                 <w:bCs/>
               </w:rPr>
-              <w:t xml:space="preserve"> Private client portal</w:t>
-            </w:r>
-            <w:r>
-              <w:t xml:space="preserve">: role-based authentication (JWT), access granted from the CRM, view of outstanding and recovered amounts.</w:t>
+              <w:t xml:space="preserve"> Generic web back office</w:t>
+            </w:r>
+            <w:r>
+              <w:t xml:space="preserve">: tables and forms generated from a resource registry declared in the API, data partitioned per club.</w:t>
             </w:r>
             <w:r>
               <w:br/>
@@ -2591,7 +2598,14 @@
               <w:t>➢</w:t>
             </w:r>
             <w:r>
-              <w:t xml:space="preserve"> PostgreSQL on an internal Docker network, Alembic migrations run on every deployment, recycle bin (soft delete) and automatic backups.</w:t>
+              <w:rPr>
+                <w:b/>
+                <w:bCs/>
+              </w:rPr>
+              <w:t xml:space="preserve"> FastAPI / PostgreSQL API</w:t>
+            </w:r>
+            <w:r>
+              <w:t xml:space="preserve">: memberships aligned with the school year, Guadeloupe time zone, account and personal data deletion from the app.</w:t>
             </w:r>
             <w:r>
               <w:br/>
@@ -2603,7 +2617,14 @@
               <w:t>➢</w:t>
             </w:r>
             <w:r>
-              <w:t xml:space="preserve"> Hardened VPS (key-based SSH, firewall, fail2ban) and shared Traefik reverse proxy with Let's Encrypt TLS.</w:t>
+              <w:rPr>
+                <w:b/>
+                <w:bCs/>
+              </w:rPr>
+              <w:t xml:space="preserve"> Release</w:t>
+            </w:r>
+            <w:r>
+              <w:t xml:space="preserve">: EAS builds (TestFlight, APK and Google Play), OTA updates, App Store listing under submission; Docker / Traefik deployment through GitHub Actions.</w:t>
             </w:r>
           </w:p>
           <w:p>
@@ -2621,7 +2642,7 @@
               <w:t xml:space="preserve"> Tech environment:</w:t>
             </w:r>
             <w:r>
-              <w:t xml:space="preserve"> React, TypeScript, Vite, Tailwind, React Hook Form, Zod, FastAPI, SQLAlchemy, Alembic, python-docx, PostgreSQL, Claude API (Anthropic), Docker, Traefik, GitHub Actions, Linux VPS.</w:t>
+              <w:t xml:space="preserve"> React Native 0.81, Expo SDK 54 (Expo Router, EAS Build, EAS Update), TypeScript, TanStack Query, Zustand, React Hook Form + Zod; React, Vite, Tailwind back office, FastAPI, SQLAlchemy, Alembic, PostgreSQL, Docker, Traefik, GitHub Actions.</w:t>
             </w:r>
           </w:p>
           <w:p/>
@@ -2646,7 +2667,7 @@
                 <w:sz w:val="22"/>
                 <w:szCs w:val="22"/>
               </w:rPr>
-              <w:t xml:space="preserve">Matheva - Private maths tutoring platform</w:t>
+              <w:t xml:space="preserve">ARC Gestion et Recouvrement - Showcase website, CRM and client portal</w:t>
             </w:r>
             <w:r>
               <w:rPr>
@@ -2678,7 +2699,7 @@
                 <w:szCs w:val="20"/>
                 <w:lang w:eastAsia="en-US"/>
               </w:rPr>
-              <w:t xml:space="preserve">Three-part platform for a maths teacher (public website, parent area, teacher area), built around a teaching thread: assess, identify needs, support, measure progress and keep parents informed.</w:t>
+              <w:t xml:space="preserve">Complete platform for a debt collection firm: showcase website (arc-gr.fr), internal mini-CRM to track collection cases and a private client portal to follow recovered amounts.</w:t>
             </w:r>
           </w:p>
           <w:p>
@@ -2689,7 +2710,7 @@
               <w:t>➢</w:t>
             </w:r>
             <w:r>
-              <w:t xml:space="preserve"> Public website with a contact form sent by email (SMTP).</w:t>
+              <w:t xml:space="preserve"> Showcase website with an unpaid-invoice impact calculator, SEO and legal pages.</w:t>
             </w:r>
             <w:r>
               <w:br/>
@@ -2705,10 +2726,10 @@
                 <w:b/>
                 <w:bCs/>
               </w:rPr>
-              <w:t xml:space="preserve"> Public diagnostic test</w:t>
-            </w:r>
-            <w:r>
-              <w:t xml:space="preserve">: question bank, server-side scoring, tiered results and lead capture (“Waiting students” page).</w:t>
+              <w:t xml:space="preserve"> Mini-CRM</w:t>
+            </w:r>
+            <w:r>
+              <w:t xml:space="preserve">: clients, debt cases, Kanban statuses, reminder history, due-date alerts and search / sorting.</w:t>
             </w:r>
             <w:r>
               <w:br/>
@@ -2720,14 +2741,7 @@
               <w:t>➢</w:t>
             </w:r>
             <w:r>
-              <w:rPr>
-                <w:b/>
-                <w:bCs/>
-              </w:rPr>
-              <w:t xml:space="preserve"> Teacher area</w:t>
-            </w:r>
-            <w:r>
-              <w:t xml:space="preserve">: students, calendar and session sheets, topic tracking per curriculum, course types and rates.</w:t>
+              <w:t xml:space="preserve"> Two-step email reminders, multi-client batch sending, double-send lock.</w:t>
             </w:r>
             <w:r>
               <w:br/>
@@ -2743,10 +2757,10 @@
                 <w:b/>
                 <w:bCs/>
               </w:rPr>
-              <w:t xml:space="preserve"> Payments module</w:t>
-            </w:r>
-            <w:r>
-              <w:t xml:space="preserve">: each completed or cancelled lesson automatically generates its payment, expected revenue KPI.</w:t>
+              <w:t xml:space="preserve"> Excel / CSV import of client files</w:t>
+            </w:r>
+            <w:r>
+              <w:t xml:space="preserve">: preview before import, column mapping remembered per client, reconciliation and full rollback of an import.</w:t>
             </w:r>
             <w:r>
               <w:br/>
@@ -2758,14 +2772,7 @@
               <w:t>➢</w:t>
             </w:r>
             <w:r>
-              <w:rPr>
-                <w:b/>
-                <w:bCs/>
-              </w:rPr>
-              <w:t xml:space="preserve"> Read-only parent area</w:t>
-            </w:r>
-            <w:r>
-              <w:t xml:space="preserve">: each child's topics, sessions, homework and payments, accessed through a personal link without a password.</w:t>
+              <w:t xml:space="preserve"> Client report in Word (.docx) with the share due on recovered amounts and an AI-generated comment (Claude API).</w:t>
             </w:r>
             <w:r>
               <w:br/>
@@ -2777,10 +2784,18 @@
               <w:t>➢</w:t>
             </w:r>
             <w:r>
-              <w:t xml:space="preserve"> Schedule export to Google Calendar (iCal feed).</w:t>
-            </w:r>
-          </w:p>
-          <w:p>
+              <w:rPr>
+                <w:b/>
+                <w:bCs/>
+              </w:rPr>
+              <w:t xml:space="preserve"> Private client portal</w:t>
+            </w:r>
+            <w:r>
+              <w:t xml:space="preserve">: role-based authentication (JWT), access granted from the CRM, view of outstanding and recovered amounts.</w:t>
+            </w:r>
+            <w:r>
+              <w:br/>
+            </w:r>
             <w:r>
               <w:rPr>
                 <w:rFonts w:ascii="Segoe UI Symbol" w:hAnsi="Segoe UI Symbol" w:cs="Segoe UI Symbol"/>
@@ -2788,6 +2803,29 @@
               <w:t>➢</w:t>
             </w:r>
             <w:r>
+              <w:t xml:space="preserve"> PostgreSQL on an internal Docker network, Alembic migrations run on every deployment, recycle bin (soft delete) and automatic backups.</w:t>
+            </w:r>
+            <w:r>
+              <w:br/>
+            </w:r>
+            <w:r>
+              <w:rPr>
+                <w:rFonts w:ascii="Segoe UI Symbol" w:hAnsi="Segoe UI Symbol" w:cs="Segoe UI Symbol"/>
+              </w:rPr>
+              <w:t>➢</w:t>
+            </w:r>
+            <w:r>
+              <w:t xml:space="preserve"> Hardened VPS (key-based SSH, firewall, fail2ban) and shared Traefik reverse proxy with Let's Encrypt TLS.</w:t>
+            </w:r>
+          </w:p>
+          <w:p>
+            <w:r>
+              <w:rPr>
+                <w:rFonts w:ascii="Segoe UI Symbol" w:hAnsi="Segoe UI Symbol" w:cs="Segoe UI Symbol"/>
+              </w:rPr>
+              <w:t>➢</w:t>
+            </w:r>
+            <w:r>
               <w:rPr>
                 <w:b/>
                 <w:bCs/>
@@ -2795,7 +2833,7 @@
               <w:t xml:space="preserve"> Tech environment:</w:t>
             </w:r>
             <w:r>
-              <w:t xml:space="preserve"> React, TypeScript, Vite, Tailwind, FastAPI, SQLAlchemy, icalendar, PostgreSQL, Docker, Traefik, GitHub Actions.</w:t>
+              <w:t xml:space="preserve"> React, TypeScript, Vite, Tailwind, React Hook Form, Zod, FastAPI, SQLAlchemy, Alembic, python-docx, PostgreSQL, Claude API (Anthropic), Docker, Traefik, GitHub Actions, Linux VPS.</w:t>
             </w:r>
           </w:p>
           <w:p/>
@@ -2820,7 +2858,7 @@
                 <w:sz w:val="22"/>
                 <w:szCs w:val="22"/>
               </w:rPr>
-              <w:t xml:space="preserve">Valado - Migration and security hardening of a Sage Batigest infrastructure</w:t>
+              <w:t xml:space="preserve">Matheva - Private maths tutoring platform</w:t>
             </w:r>
             <w:r>
               <w:rPr>
@@ -2828,7 +2866,7 @@
                 <w:sz w:val="22"/>
                 <w:szCs w:val="22"/>
               </w:rPr>
-              <w:t xml:space="preserve"> (08/2026):</w:t>
+              <w:t xml:space="preserve"> (08/2026 to 09/2026):</w:t>
             </w:r>
           </w:p>
           <w:p>
@@ -2852,7 +2890,7 @@
                 <w:szCs w:val="20"/>
                 <w:lang w:eastAsia="en-US"/>
               </w:rPr>
-              <w:t xml:space="preserve">Migration and upgrade of a Sage Batigest infrastructure running on SQL Server, with transfer to a new Windows server and restoration of multi-workstation access.</w:t>
+              <w:t xml:space="preserve">Three-part platform for a maths teacher (public website, parent area, teacher area), built around a teaching thread: assess, identify needs, support, measure progress and keep parents informed.</w:t>
             </w:r>
           </w:p>
           <w:p>
@@ -2863,7 +2901,7 @@
               <w:t>➢</w:t>
             </w:r>
             <w:r>
-              <w:t xml:space="preserve"> Migration of Sage Batigest and its SQL Server Express database to a new Windows server, restoration of multi-workstation access.</w:t>
+              <w:t xml:space="preserve"> Public website with a contact form sent by email (SMTP).</w:t>
             </w:r>
             <w:r>
               <w:br/>
@@ -2875,7 +2913,14 @@
               <w:t>➢</w:t>
             </w:r>
             <w:r>
-              <w:t xml:space="preserve"> Configuration of SQL Server, network services and the firewall rules required by Batigest.</w:t>
+              <w:rPr>
+                <w:b/>
+                <w:bCs/>
+              </w:rPr>
+              <w:t xml:space="preserve"> Public diagnostic test</w:t>
+            </w:r>
+            <w:r>
+              <w:t xml:space="preserve">: question bank, server-side scoring, tiered results and lead capture (“Waiting students” page).</w:t>
             </w:r>
             <w:r>
               <w:br/>
@@ -2887,7 +2932,14 @@
               <w:t>➢</w:t>
             </w:r>
             <w:r>
-              <w:t xml:space="preserve"> Secure remote administration through Tailscale (WireGuard) and RDP, without exposing the RDP service to the Internet, with a dedicated administrator account and access management.</w:t>
+              <w:rPr>
+                <w:b/>
+                <w:bCs/>
+              </w:rPr>
+              <w:t xml:space="preserve"> Teacher area</w:t>
+            </w:r>
+            <w:r>
+              <w:t xml:space="preserve">: students, calendar and session sheets, topic tracking per curriculum, course types and rates.</w:t>
             </w:r>
             <w:r>
               <w:br/>
@@ -2899,7 +2951,14 @@
               <w:t>➢</w:t>
             </w:r>
             <w:r>
-              <w:t xml:space="preserve"> Deployment of RustDesk with unattended access for remote maintenance and user support.</w:t>
+              <w:rPr>
+                <w:b/>
+                <w:bCs/>
+              </w:rPr>
+              <w:t xml:space="preserve"> Payments module</w:t>
+            </w:r>
+            <w:r>
+              <w:t xml:space="preserve">: each completed or cancelled lesson automatically generates its payment, expected revenue KPI.</w:t>
             </w:r>
             <w:r>
               <w:br/>
@@ -2915,13 +2974,14 @@
                 <w:b/>
                 <w:bCs/>
               </w:rPr>
-              <w:t xml:space="preserve"> Server reliability</w:t>
-            </w:r>
-            <w:r>
-              <w:t xml:space="preserve">: automatic service start-up, power management, network access and service continuity.</w:t>
-            </w:r>
-          </w:p>
-          <w:p>
+              <w:t xml:space="preserve"> Read-only parent area</w:t>
+            </w:r>
+            <w:r>
+              <w:t xml:space="preserve">: each child's topics, sessions, homework and payments, accessed through a personal link without a password.</w:t>
+            </w:r>
+            <w:r>
+              <w:br/>
+            </w:r>
             <w:r>
               <w:rPr>
                 <w:rFonts w:ascii="Segoe UI Symbol" w:hAnsi="Segoe UI Symbol" w:cs="Segoe UI Symbol"/>
@@ -2929,6 +2989,17 @@
               <w:t>➢</w:t>
             </w:r>
             <w:r>
+              <w:t xml:space="preserve"> Schedule export to Google Calendar (iCal feed).</w:t>
+            </w:r>
+          </w:p>
+          <w:p>
+            <w:r>
+              <w:rPr>
+                <w:rFonts w:ascii="Segoe UI Symbol" w:hAnsi="Segoe UI Symbol" w:cs="Segoe UI Symbol"/>
+              </w:rPr>
+              <w:t>➢</w:t>
+            </w:r>
+            <w:r>
               <w:rPr>
                 <w:b/>
                 <w:bCs/>
@@ -2936,7 +3007,7 @@
               <w:t xml:space="preserve"> Tech environment:</w:t>
             </w:r>
             <w:r>
-              <w:t xml:space="preserve"> Windows Server, system administration, PowerShell, Sage Batigest, SQL Server Express, Tailscale (WireGuard), RDP, SMB, TCP/IP, Windows firewall, RustDesk.</w:t>
+              <w:t xml:space="preserve"> React, TypeScript, Vite, Tailwind, FastAPI, SQLAlchemy, icalendar, PostgreSQL, Docker, Traefik, GitHub Actions.</w:t>
             </w:r>
           </w:p>
           <w:p/>
@@ -2952,6 +3023,147 @@
                 <w:szCs w:val="22"/>
               </w:rPr>
               <w:t xml:space="preserve">5. </w:t>
+            </w:r>
+            <w:r>
+              <w:rPr>
+                <w:b/>
+                <w:bCs/>
+                <w:color w:val="000000"/>
+                <w:sz w:val="22"/>
+                <w:szCs w:val="22"/>
+              </w:rPr>
+              <w:t xml:space="preserve">Valado - Migration and security hardening of a Sage Batigest infrastructure</w:t>
+            </w:r>
+            <w:r>
+              <w:rPr>
+                <w:color w:val="000000"/>
+                <w:sz w:val="22"/>
+                <w:szCs w:val="22"/>
+              </w:rPr>
+              <w:t xml:space="preserve"> (08/2026):</w:t>
+            </w:r>
+          </w:p>
+          <w:p>
+            <w:pPr>
+              <w:pStyle w:val="Corpsdetexte"/>
+              <w:rPr>
+                <w:i/>
+                <w:iCs/>
+                <w:color w:val="auto"/>
+                <w:sz w:val="20"/>
+                <w:szCs w:val="20"/>
+                <w:lang w:eastAsia="en-US"/>
+              </w:rPr>
+            </w:pPr>
+            <w:r>
+              <w:rPr>
+                <w:i/>
+                <w:iCs/>
+                <w:color w:val="auto"/>
+                <w:sz w:val="20"/>
+                <w:szCs w:val="20"/>
+                <w:lang w:eastAsia="en-US"/>
+              </w:rPr>
+              <w:t xml:space="preserve">Migration and upgrade of a Sage Batigest infrastructure running on SQL Server, with transfer to a new Windows server and restoration of multi-workstation access.</w:t>
+            </w:r>
+          </w:p>
+          <w:p>
+            <w:r>
+              <w:rPr>
+                <w:rFonts w:ascii="Segoe UI Symbol" w:hAnsi="Segoe UI Symbol" w:cs="Segoe UI Symbol"/>
+              </w:rPr>
+              <w:t>➢</w:t>
+            </w:r>
+            <w:r>
+              <w:t xml:space="preserve"> Migration of Sage Batigest and its SQL Server Express database to a new Windows server, restoration of multi-workstation access.</w:t>
+            </w:r>
+            <w:r>
+              <w:br/>
+            </w:r>
+            <w:r>
+              <w:rPr>
+                <w:rFonts w:ascii="Segoe UI Symbol" w:hAnsi="Segoe UI Symbol" w:cs="Segoe UI Symbol"/>
+              </w:rPr>
+              <w:t>➢</w:t>
+            </w:r>
+            <w:r>
+              <w:t xml:space="preserve"> Configuration of SQL Server, network services and the firewall rules required by Batigest.</w:t>
+            </w:r>
+            <w:r>
+              <w:br/>
+            </w:r>
+            <w:r>
+              <w:rPr>
+                <w:rFonts w:ascii="Segoe UI Symbol" w:hAnsi="Segoe UI Symbol" w:cs="Segoe UI Symbol"/>
+              </w:rPr>
+              <w:t>➢</w:t>
+            </w:r>
+            <w:r>
+              <w:t xml:space="preserve"> Secure remote administration through Tailscale (WireGuard) and RDP, without exposing the RDP service to the Internet, with a dedicated administrator account and access management.</w:t>
+            </w:r>
+            <w:r>
+              <w:br/>
+            </w:r>
+            <w:r>
+              <w:rPr>
+                <w:rFonts w:ascii="Segoe UI Symbol" w:hAnsi="Segoe UI Symbol" w:cs="Segoe UI Symbol"/>
+              </w:rPr>
+              <w:t>➢</w:t>
+            </w:r>
+            <w:r>
+              <w:t xml:space="preserve"> Deployment of RustDesk with unattended access for remote maintenance and user support.</w:t>
+            </w:r>
+            <w:r>
+              <w:br/>
+            </w:r>
+            <w:r>
+              <w:rPr>
+                <w:rFonts w:ascii="Segoe UI Symbol" w:hAnsi="Segoe UI Symbol" w:cs="Segoe UI Symbol"/>
+              </w:rPr>
+              <w:t>➢</w:t>
+            </w:r>
+            <w:r>
+              <w:rPr>
+                <w:b/>
+                <w:bCs/>
+              </w:rPr>
+              <w:t xml:space="preserve"> Server reliability</w:t>
+            </w:r>
+            <w:r>
+              <w:t xml:space="preserve">: automatic service start-up, power management, network access and service continuity.</w:t>
+            </w:r>
+          </w:p>
+          <w:p>
+            <w:r>
+              <w:rPr>
+                <w:rFonts w:ascii="Segoe UI Symbol" w:hAnsi="Segoe UI Symbol" w:cs="Segoe UI Symbol"/>
+              </w:rPr>
+              <w:t>➢</w:t>
+            </w:r>
+            <w:r>
+              <w:rPr>
+                <w:b/>
+                <w:bCs/>
+              </w:rPr>
+              <w:t xml:space="preserve"> Tech environment:</w:t>
+            </w:r>
+            <w:r>
+              <w:t xml:space="preserve"> Windows Server, system administration, PowerShell, Sage Batigest, SQL Server Express, Tailscale (WireGuard), RDP, SMB, TCP/IP, Windows firewall, RustDesk.</w:t>
+            </w:r>
+          </w:p>
+          <w:p/>
+          <w:p>
+            <w:pPr>
+              <w:keepNext/>
+            </w:pPr>
+            <w:r>
+              <w:rPr>
+                <w:b/>
+                <w:bCs/>
+                <w:sz w:val="22"/>
+                <w:szCs w:val="22"/>
+              </w:rPr>
+              <w:t xml:space="preserve">6. </w:t>
             </w:r>
             <w:r>
               <w:rPr>
@@ -3270,7 +3482,7 @@
                 <w:szCs w:val="20"/>
                 <w:lang w:eastAsia="en-US"/>
               </w:rPr>
-              <w:t xml:space="preserve">Design of DREVIO, a SaaS platform that digitises and automates vehicle damage assessment: a case is created from a vehicle and photographs, the damage is analysed by artificial intelligence, then a first estimate usable by body-shop professionals is generated. Phase 1 completed in August 2026, mobile app in progress. Phase 2 starts in November 2026.</w:t>
+              <w:t xml:space="preserve">Design of DREVIO, a SaaS platform that digitises and automates vehicle damage assessment: a case is created from a vehicle and photographs, the damage is analysed by artificial intelligence, then a first estimate usable by body-shop professionals is generated. Phase 1 completed in August 2026, mobile app in progress. Phase 2 started in September 2026 with HellBoy (training dataset), full launch in November 2026.</w:t>
             </w:r>
           </w:p>
           <w:p/>
@@ -3311,7 +3523,7 @@
                 <w:sz w:val="22"/>
                 <w:szCs w:val="22"/>
               </w:rPr>
-              <w:t xml:space="preserve">DREVIO Mobile - Tech Lead of the iOS / Android app</w:t>
+              <w:t xml:space="preserve">DREVIO Phase 2 - HellBoy, training dataset platform</w:t>
             </w:r>
             <w:r>
               <w:rPr>
@@ -3319,7 +3531,7 @@
                 <w:sz w:val="22"/>
                 <w:szCs w:val="22"/>
               </w:rPr>
-              <w:t xml:space="preserve"> (06/2026 to present):</w:t>
+              <w:t xml:space="preserve"> (09/2026 to present):</w:t>
             </w:r>
           </w:p>
           <w:p>
@@ -3343,7 +3555,7 @@
                 <w:szCs w:val="20"/>
                 <w:lang w:eastAsia="en-US"/>
               </w:rPr>
-              <w:t xml:space="preserve">Mobile app that estimates vehicle damage from photos analysed by AI: it produces an assessment report, calculates a quote for each partner garage and handles online payment.</w:t>
+              <w:t xml:space="preserve">To train a future model that recognises bodywork damage and estimates repair costs, DREVIO needs photos tied to the price actually invoiced. HellBoy produces this raw material: every validated case (photos, located damage, invoiced price) becomes a training sample.</w:t>
             </w:r>
           </w:p>
           <w:p>
@@ -3354,14 +3566,7 @@
               <w:t>➢</w:t>
             </w:r>
             <w:r>
-              <w:rPr>
-                <w:b/>
-                <w:bCs/>
-              </w:rPr>
-              <w:t xml:space="preserve"> Project set-up</w:t>
-            </w:r>
-            <w:r>
-              <w:t xml:space="preserve">: app initialisation, development and production environments, choice of the stack and of a feature-based architecture (auth, scan, vehicle, payment, notifications).</w:t>
+              <w:t xml:space="preserve"> Import of the archives sent by body shops (ZIP: photos and repair estimate as PDF): reading of the vehicle, hourly rates, parts and operations, with a check that the rebuilt total matches the printed pre-tax total to the cent.</w:t>
             </w:r>
             <w:r>
               <w:br/>
@@ -3373,14 +3578,7 @@
               <w:t>➢</w:t>
             </w:r>
             <w:r>
-              <w:rPr>
-                <w:b/>
-                <w:bCs/>
-              </w:rPr>
-              <w:t xml:space="preserve"> Leading a developer</w:t>
-            </w:r>
-            <w:r>
-              <w:t xml:space="preserve">: split of the product into more than 60 deliverable work packages, writing and prioritising tasks, tracking their delivery.</w:t>
+              <w:t xml:space="preserve"> Closed vocabulary (32 body zones, 13 damage types, 3 severities) in a domain package shared by the API and the dashboard, enforced in the database through foreign keys.</w:t>
             </w:r>
             <w:r>
               <w:br/>
@@ -3396,10 +3594,10 @@
                 <w:b/>
                 <w:bCs/>
               </w:rPr>
-              <w:t xml:space="preserve"> Quality and code review</w:t>
-            </w:r>
-            <w:r>
-              <w:t xml:space="preserve">: review of more than 140 pull requests, hardening after review, TypeScript and lint checks.</w:t>
+              <w:t xml:space="preserve"> Photo and annotation workshop</w:t>
+            </w:r>
+            <w:r>
+              <w:t xml:space="preserve">: damage entered directly on the photo, bounding boxes normalised in the file's coordinate system, zones that can be moved and resized.</w:t>
             </w:r>
             <w:r>
               <w:br/>
@@ -3411,14 +3609,7 @@
               <w:t>➢</w:t>
             </w:r>
             <w:r>
-              <w:rPr>
-                <w:b/>
-                <w:bCs/>
-              </w:rPr>
-              <w:t xml:space="preserve"> Business logic</w:t>
-            </w:r>
-            <w:r>
-              <w:t xml:space="preserve">: design of the per-garage price calculation, which applies each garage's own rates and pricing mode.</w:t>
+              <w:t xml:space="preserve"> Review workflow (draft, to review, validated or rejected), frozen validated cases, role-based permissions (admin, reviewer, annotator, viewer) enforced by the API.</w:t>
             </w:r>
             <w:r>
               <w:br/>
@@ -3430,7 +3621,7 @@
               <w:t>➢</w:t>
             </w:r>
             <w:r>
-              <w:t xml:space="preserve"> Upgrade of the app from Expo SDK 54 to SDK 57.</w:t>
+              <w:t xml:space="preserve"> Read-only import of DREVIO cases whose human assessment is validated: only the human costing is taken, so the model does not learn to imitate the current AI.</w:t>
             </w:r>
             <w:r>
               <w:br/>
@@ -3442,55 +3633,29 @@
               <w:t>➢</w:t>
             </w:r>
             <w:r>
-              <w:t xml:space="preserve"> Features delivered under my lead:</w:t>
-            </w:r>
-          </w:p>
-          <w:p>
-            <w:pPr>
-              <w:ind w:left="720"/>
-            </w:pPr>
-            <w:r>
-              <w:t xml:space="preserve">- Guided camera scan with photo quality checks and real-time tracking of the AI analysis.</w:t>
+              <w:t xml:space="preserve"> Versioned dataset export (validated cases only, amounts in integer cents, price context).</w:t>
             </w:r>
             <w:r>
               <w:br/>
             </w:r>
             <w:r>
-              <w:t xml:space="preserve">- AI report with damage location, analysis re-run and request for a human assessment.</w:t>
-            </w:r>
-            <w:r>
-              <w:br/>
-            </w:r>
-            <w:r>
-              <w:t xml:space="preserve">- Garage search by geolocation, with sorting and filters.</w:t>
-            </w:r>
-            <w:r>
-              <w:br/>
-            </w:r>
-            <w:r>
-              <w:t xml:space="preserve">- Stripe payment (deposit, balance, refund) through Supabase Edge Functions.</w:t>
-            </w:r>
-            <w:r>
-              <w:br/>
-            </w:r>
-            <w:r>
-              <w:t xml:space="preserve">- Insurance and claim flow, management of leased vehicles (long-term lease / lease with purchase option).</w:t>
-            </w:r>
-            <w:r>
-              <w:br/>
-            </w:r>
-            <w:r>
-              <w:t xml:space="preserve">- Push notifications (Firebase), Google OAuth sign-in and OTA updates.</w:t>
-            </w:r>
-          </w:p>
-          <w:p>
-            <w:r>
               <w:rPr>
                 <w:rFonts w:ascii="Segoe UI Symbol" w:hAnsi="Segoe UI Symbol" w:cs="Segoe UI Symbol"/>
               </w:rPr>
               <w:t>➢</w:t>
             </w:r>
             <w:r>
+              <w:t xml:space="preserve"> Docker deployment on DREVIO's VPS behind Traefik, with its own database and subdomain.</w:t>
+            </w:r>
+          </w:p>
+          <w:p>
+            <w:r>
+              <w:rPr>
+                <w:rFonts w:ascii="Segoe UI Symbol" w:hAnsi="Segoe UI Symbol" w:cs="Segoe UI Symbol"/>
+              </w:rPr>
+              <w:t>➢</w:t>
+            </w:r>
+            <w:r>
               <w:rPr>
                 <w:b/>
                 <w:bCs/>
@@ -3498,7 +3663,7 @@
               <w:t xml:space="preserve"> Tech environment:</w:t>
             </w:r>
             <w:r>
-              <w:t xml:space="preserve"> React Native 0.86, Expo SDK 57 (Expo Router), TypeScript, Zustand, TanStack Query, React Hook Form + Zod, Supabase (Edge Functions), Stripe, Firebase FCM.</w:t>
+              <w:t xml:space="preserve"> TypeScript, Node.js, Fastify (npm workspaces monorepo), React 19, Vite, TanStack Query, Zustand, PostgreSQL, Docker, Traefik, GitHub Actions.</w:t>
             </w:r>
           </w:p>
           <w:p/>
@@ -3514,6 +3679,218 @@
                 <w:szCs w:val="22"/>
               </w:rPr>
               <w:t xml:space="preserve">2. </w:t>
+            </w:r>
+            <w:r>
+              <w:rPr>
+                <w:b/>
+                <w:bCs/>
+                <w:color w:val="000000"/>
+                <w:sz w:val="22"/>
+                <w:szCs w:val="22"/>
+              </w:rPr>
+              <w:t xml:space="preserve">DREVIO Mobile - Tech Lead of the iOS / Android app</w:t>
+            </w:r>
+            <w:r>
+              <w:rPr>
+                <w:color w:val="000000"/>
+                <w:sz w:val="22"/>
+                <w:szCs w:val="22"/>
+              </w:rPr>
+              <w:t xml:space="preserve"> (06/2026 to present):</w:t>
+            </w:r>
+          </w:p>
+          <w:p>
+            <w:pPr>
+              <w:pStyle w:val="Corpsdetexte"/>
+              <w:rPr>
+                <w:i/>
+                <w:iCs/>
+                <w:color w:val="auto"/>
+                <w:sz w:val="20"/>
+                <w:szCs w:val="20"/>
+                <w:lang w:eastAsia="en-US"/>
+              </w:rPr>
+            </w:pPr>
+            <w:r>
+              <w:rPr>
+                <w:i/>
+                <w:iCs/>
+                <w:color w:val="auto"/>
+                <w:sz w:val="20"/>
+                <w:szCs w:val="20"/>
+                <w:lang w:eastAsia="en-US"/>
+              </w:rPr>
+              <w:t xml:space="preserve">Mobile app that estimates vehicle damage from photos analysed by AI: it produces an assessment report, calculates a quote for each partner garage and handles online payment.</w:t>
+            </w:r>
+          </w:p>
+          <w:p>
+            <w:r>
+              <w:rPr>
+                <w:rFonts w:ascii="Segoe UI Symbol" w:hAnsi="Segoe UI Symbol" w:cs="Segoe UI Symbol"/>
+              </w:rPr>
+              <w:t>➢</w:t>
+            </w:r>
+            <w:r>
+              <w:rPr>
+                <w:b/>
+                <w:bCs/>
+              </w:rPr>
+              <w:t xml:space="preserve"> Project set-up</w:t>
+            </w:r>
+            <w:r>
+              <w:t xml:space="preserve">: app initialisation, development and production environments, choice of the stack and of a feature-based architecture (auth, scan, vehicle, payment, notifications).</w:t>
+            </w:r>
+            <w:r>
+              <w:br/>
+            </w:r>
+            <w:r>
+              <w:rPr>
+                <w:rFonts w:ascii="Segoe UI Symbol" w:hAnsi="Segoe UI Symbol" w:cs="Segoe UI Symbol"/>
+              </w:rPr>
+              <w:t>➢</w:t>
+            </w:r>
+            <w:r>
+              <w:rPr>
+                <w:b/>
+                <w:bCs/>
+              </w:rPr>
+              <w:t xml:space="preserve"> Leading a developer</w:t>
+            </w:r>
+            <w:r>
+              <w:t xml:space="preserve">: split of the product into more than 60 deliverable work packages, writing and prioritising tasks, tracking their delivery.</w:t>
+            </w:r>
+            <w:r>
+              <w:br/>
+            </w:r>
+            <w:r>
+              <w:rPr>
+                <w:rFonts w:ascii="Segoe UI Symbol" w:hAnsi="Segoe UI Symbol" w:cs="Segoe UI Symbol"/>
+              </w:rPr>
+              <w:t>➢</w:t>
+            </w:r>
+            <w:r>
+              <w:rPr>
+                <w:b/>
+                <w:bCs/>
+              </w:rPr>
+              <w:t xml:space="preserve"> Quality and code review</w:t>
+            </w:r>
+            <w:r>
+              <w:t xml:space="preserve">: review of more than 140 pull requests, hardening after review, TypeScript and lint checks.</w:t>
+            </w:r>
+            <w:r>
+              <w:br/>
+            </w:r>
+            <w:r>
+              <w:rPr>
+                <w:rFonts w:ascii="Segoe UI Symbol" w:hAnsi="Segoe UI Symbol" w:cs="Segoe UI Symbol"/>
+              </w:rPr>
+              <w:t>➢</w:t>
+            </w:r>
+            <w:r>
+              <w:rPr>
+                <w:b/>
+                <w:bCs/>
+              </w:rPr>
+              <w:t xml:space="preserve"> Business logic</w:t>
+            </w:r>
+            <w:r>
+              <w:t xml:space="preserve">: design of the per-garage price calculation, which applies each garage's own rates and pricing mode.</w:t>
+            </w:r>
+            <w:r>
+              <w:br/>
+            </w:r>
+            <w:r>
+              <w:rPr>
+                <w:rFonts w:ascii="Segoe UI Symbol" w:hAnsi="Segoe UI Symbol" w:cs="Segoe UI Symbol"/>
+              </w:rPr>
+              <w:t>➢</w:t>
+            </w:r>
+            <w:r>
+              <w:t xml:space="preserve"> Upgrade of the app from Expo SDK 54 to SDK 57.</w:t>
+            </w:r>
+            <w:r>
+              <w:br/>
+            </w:r>
+            <w:r>
+              <w:rPr>
+                <w:rFonts w:ascii="Segoe UI Symbol" w:hAnsi="Segoe UI Symbol" w:cs="Segoe UI Symbol"/>
+              </w:rPr>
+              <w:t>➢</w:t>
+            </w:r>
+            <w:r>
+              <w:t xml:space="preserve"> Features delivered under my lead:</w:t>
+            </w:r>
+          </w:p>
+          <w:p>
+            <w:pPr>
+              <w:ind w:left="720"/>
+            </w:pPr>
+            <w:r>
+              <w:t xml:space="preserve">- Guided camera scan with photo quality checks and real-time tracking of the AI analysis.</w:t>
+            </w:r>
+            <w:r>
+              <w:br/>
+            </w:r>
+            <w:r>
+              <w:t xml:space="preserve">- AI report with damage location, analysis re-run and request for a human assessment.</w:t>
+            </w:r>
+            <w:r>
+              <w:br/>
+            </w:r>
+            <w:r>
+              <w:t xml:space="preserve">- Garage search by geolocation, with sorting and filters.</w:t>
+            </w:r>
+            <w:r>
+              <w:br/>
+            </w:r>
+            <w:r>
+              <w:t xml:space="preserve">- Stripe payment (deposit, balance, refund) through Supabase Edge Functions.</w:t>
+            </w:r>
+            <w:r>
+              <w:br/>
+            </w:r>
+            <w:r>
+              <w:t xml:space="preserve">- Insurance and claim flow, management of leased vehicles (long-term lease / lease with purchase option).</w:t>
+            </w:r>
+            <w:r>
+              <w:br/>
+            </w:r>
+            <w:r>
+              <w:t xml:space="preserve">- Push notifications (Firebase), Google OAuth sign-in and OTA updates.</w:t>
+            </w:r>
+          </w:p>
+          <w:p>
+            <w:r>
+              <w:rPr>
+                <w:rFonts w:ascii="Segoe UI Symbol" w:hAnsi="Segoe UI Symbol" w:cs="Segoe UI Symbol"/>
+              </w:rPr>
+              <w:t>➢</w:t>
+            </w:r>
+            <w:r>
+              <w:rPr>
+                <w:b/>
+                <w:bCs/>
+              </w:rPr>
+              <w:t xml:space="preserve"> Tech environment:</w:t>
+            </w:r>
+            <w:r>
+              <w:t xml:space="preserve"> React Native 0.86, Expo SDK 57 (Expo Router), TypeScript, Zustand, TanStack Query, React Hook Form + Zod, Supabase (Edge Functions), Stripe, Firebase FCM.</w:t>
+            </w:r>
+          </w:p>
+          <w:p/>
+          <w:p>
+            <w:pPr>
+              <w:keepNext/>
+            </w:pPr>
+            <w:r>
+              <w:rPr>
+                <w:b/>
+                <w:bCs/>
+                <w:sz w:val="22"/>
+                <w:szCs w:val="22"/>
+              </w:rPr>
+              <w:t xml:space="preserve">3. </w:t>
             </w:r>
             <w:r>
               <w:rPr>
